--- a/docs/homeworks/hw_05/05_homework.docx
+++ b/docs/homeworks/hw_05/05_homework.docx
@@ -106,7 +106,6 @@
     </w:p>
     <w:p>
       <w:pPr>
-        <w:pStyle w:val="Compact"/>
         <w:numPr>
           <w:ilvl w:val="0"/>
           <w:numId w:val="1002"/>
@@ -118,7 +117,6 @@
     </w:p>
     <w:p>
       <w:pPr>
-        <w:pStyle w:val="Compact"/>
         <w:numPr>
           <w:ilvl w:val="0"/>
           <w:numId w:val="1002"/>

--- a/docs/homeworks/hw_05/05_homework.docx
+++ b/docs/homeworks/hw_05/05_homework.docx
@@ -525,7 +525,7 @@
   <w:docDefaults>
     <w:rPrDefault>
       <w:rPr>
-        <w:rFonts w:ascii="Arial" w:cs="Times New Roman (Body CS)" w:eastAsiaTheme="minorHAnsi" w:hAnsi="Arial"/>
+        <w:rFonts w:ascii="Calibri" w:cs="Calibri" w:eastAsia="Calibri" w:hAnsi="Calibri"/>
         <w:kern w:val="2"/>
         <w:sz w:val="24"/>
         <w:szCs w:val="24"/>
@@ -934,7 +934,7 @@
     <w:rPr>
       <w:rFonts w:asciiTheme="majorHAnsi" w:cstheme="majorBidi" w:eastAsiaTheme="majorEastAsia" w:hAnsiTheme="majorHAnsi"/>
       <w:b/>
-      <w:color w:themeColor="accent1" w:themeShade="BF" w:val="0F4761"/>
+      <w:color w:val="002147"/>
       <w:sz w:val="28"/>
       <w:szCs w:val="40"/>
     </w:rPr>
@@ -957,7 +957,7 @@
     </w:pPr>
     <w:rPr>
       <w:rFonts w:asciiTheme="majorHAnsi" w:cstheme="majorBidi" w:eastAsiaTheme="majorEastAsia" w:hAnsiTheme="majorHAnsi"/>
-      <w:color w:themeColor="accent1" w:themeShade="BF" w:val="0F4761"/>
+      <w:color w:val="002147"/>
       <w:szCs w:val="32"/>
     </w:rPr>
   </w:style>
@@ -978,7 +978,7 @@
     </w:pPr>
     <w:rPr>
       <w:rFonts w:asciiTheme="minorHAnsi" w:cstheme="majorBidi" w:eastAsiaTheme="majorEastAsia" w:hAnsiTheme="minorHAnsi"/>
-      <w:color w:themeColor="accent1" w:themeShade="BF" w:val="0F4761"/>
+      <w:color w:val="002147"/>
       <w:sz w:val="22"/>
       <w:szCs w:val="28"/>
     </w:rPr>
@@ -1002,7 +1002,7 @@
     <w:rPr>
       <w:rFonts w:asciiTheme="minorHAnsi" w:cstheme="majorBidi" w:eastAsiaTheme="majorEastAsia" w:hAnsiTheme="minorHAnsi"/>
       <w:iCs/>
-      <w:color w:themeColor="accent1" w:themeShade="BF" w:val="0F4761"/>
+      <w:color w:val="002147"/>
     </w:rPr>
   </w:style>
   <w:style w:styleId="Heading5" w:type="paragraph">
@@ -1023,7 +1023,7 @@
     </w:pPr>
     <w:rPr>
       <w:rFonts w:asciiTheme="minorHAnsi" w:cstheme="majorBidi" w:eastAsiaTheme="majorEastAsia" w:hAnsiTheme="minorHAnsi"/>
-      <w:color w:themeColor="accent1" w:themeShade="BF" w:val="0F4761"/>
+      <w:color w:val="002147"/>
     </w:rPr>
   </w:style>
   <w:style w:styleId="Heading6" w:type="paragraph">
@@ -1147,7 +1147,7 @@
     <w:rPr>
       <w:rFonts w:asciiTheme="majorHAnsi" w:cstheme="majorBidi" w:eastAsiaTheme="majorEastAsia" w:hAnsiTheme="majorHAnsi"/>
       <w:b/>
-      <w:color w:themeColor="accent1" w:themeShade="BF" w:val="0F4761"/>
+      <w:color w:val="002147"/>
       <w:sz w:val="28"/>
       <w:szCs w:val="40"/>
     </w:rPr>
@@ -1161,7 +1161,7 @@
     <w:rsid w:val="00846576"/>
     <w:rPr>
       <w:rFonts w:asciiTheme="majorHAnsi" w:cstheme="majorBidi" w:eastAsiaTheme="majorEastAsia" w:hAnsiTheme="majorHAnsi"/>
-      <w:color w:themeColor="accent1" w:themeShade="BF" w:val="0F4761"/>
+      <w:color w:val="002147"/>
       <w:szCs w:val="32"/>
     </w:rPr>
   </w:style>
@@ -1173,7 +1173,7 @@
     <w:rsid w:val="00846576"/>
     <w:rPr>
       <w:rFonts w:asciiTheme="minorHAnsi" w:cstheme="majorBidi" w:eastAsiaTheme="majorEastAsia" w:hAnsiTheme="minorHAnsi"/>
-      <w:color w:themeColor="accent1" w:themeShade="BF" w:val="0F4761"/>
+      <w:color w:val="002147"/>
       <w:sz w:val="22"/>
       <w:szCs w:val="28"/>
     </w:rPr>
@@ -1188,7 +1188,7 @@
     <w:rPr>
       <w:rFonts w:asciiTheme="minorHAnsi" w:cstheme="majorBidi" w:eastAsiaTheme="majorEastAsia" w:hAnsiTheme="minorHAnsi"/>
       <w:iCs/>
-      <w:color w:themeColor="accent1" w:themeShade="BF" w:val="0F4761"/>
+      <w:color w:val="002147"/>
     </w:rPr>
   </w:style>
   <w:style w:customStyle="1" w:styleId="Heading5Char" w:type="character">
@@ -1200,7 +1200,7 @@
     <w:rsid w:val="00AF5CF1"/>
     <w:rPr>
       <w:rFonts w:asciiTheme="minorHAnsi" w:cstheme="majorBidi" w:eastAsiaTheme="majorEastAsia" w:hAnsiTheme="minorHAnsi"/>
-      <w:color w:themeColor="accent1" w:themeShade="BF" w:val="0F4761"/>
+      <w:color w:val="002147"/>
     </w:rPr>
   </w:style>
   <w:style w:customStyle="1" w:styleId="Heading6Char" w:type="character">
@@ -1374,7 +1374,7 @@
     <w:rPr>
       <w:i/>
       <w:iCs/>
-      <w:color w:themeColor="accent1" w:themeShade="BF" w:val="0F4761"/>
+      <w:color w:val="002147"/>
     </w:rPr>
   </w:style>
   <w:style w:styleId="IntenseQuote" w:type="paragraph">
@@ -1387,8 +1387,8 @@
     <w:rsid w:val="00AF5CF1"/>
     <w:pPr>
       <w:pBdr>
-        <w:top w:color="0F4761" w:space="10" w:sz="4" w:themeColor="accent1" w:themeShade="BF" w:val="single"/>
-        <w:bottom w:color="0F4761" w:space="10" w:sz="4" w:themeColor="accent1" w:themeShade="BF" w:val="single"/>
+        <w:top w:color="002147" w:space="10" w:sz="4" w:val="single"/>
+        <w:bottom w:color="002147" w:space="10" w:sz="4" w:val="single"/>
       </w:pBdr>
       <w:spacing w:after="360" w:before="360"/>
       <w:ind w:left="864" w:right="864"/>
@@ -1397,7 +1397,7 @@
     <w:rPr>
       <w:i/>
       <w:iCs/>
-      <w:color w:themeColor="accent1" w:themeShade="BF" w:val="0F4761"/>
+      <w:color w:val="002147"/>
     </w:rPr>
   </w:style>
   <w:style w:customStyle="1" w:styleId="IntenseQuoteChar" w:type="character">
@@ -1409,7 +1409,7 @@
     <w:rPr>
       <w:i/>
       <w:iCs/>
-      <w:color w:themeColor="accent1" w:themeShade="BF" w:val="0F4761"/>
+      <w:color w:val="002147"/>
     </w:rPr>
   </w:style>
   <w:style w:styleId="IntenseReference" w:type="character">
@@ -1422,7 +1422,7 @@
       <w:b/>
       <w:bCs/>
       <w:smallCaps/>
-      <w:color w:themeColor="accent1" w:themeShade="BF" w:val="0F4761"/>
+      <w:color w:val="002147"/>
       <w:spacing w:val="5"/>
     </w:rPr>
   </w:style>

--- a/docs/homeworks/hw_05/05_homework.docx
+++ b/docs/homeworks/hw_05/05_homework.docx
@@ -7,7 +7,15 @@
         <w:pStyle w:val="Title"/>
       </w:pPr>
       <w:r>
-        <w:t xml:space="preserve">05_homeowork</w:t>
+        <w:t xml:space="preserve">Homework 05 — Is Your City Warming? A Climate Regression Comparison</w:t>
+      </w:r>
+    </w:p>
+    <w:p>
+      <w:pPr>
+        <w:pStyle w:val="Subtitle"/>
+      </w:pPr>
+      <w:r>
+        <w:t xml:space="preserve">Downloading real weather data and comparing warming rates to Duluth, MN</w:t>
       </w:r>
     </w:p>
     <w:p>
@@ -15,16 +23,31 @@
         <w:pStyle w:val="Author"/>
       </w:pPr>
       <w:r>
-        <w:t xml:space="preserve">Bill Perry</w:t>
-      </w:r>
-    </w:p>
-    <w:bookmarkStart w:id="16" w:name="assignment-overview"/>
+        <w:t xml:space="preserve">Name: _________________________________ | Date: _____________</w:t>
+      </w:r>
+    </w:p>
+    <w:p>
+      <w:pPr>
+        <w:pStyle w:val="Date"/>
+      </w:pPr>
+      <w:r>
+        <w:t xml:space="preserve">2026-06-30</w:t>
+      </w:r>
+    </w:p>
+    <w:p>
+      <w:r>
+        <w:pict>
+          <v:rect style="width:0;height:1.5pt" o:hralign="center" o:hrstd="t" o:hr="t"/>
+        </w:pict>
+      </w:r>
+    </w:p>
+    <w:bookmarkStart w:id="9" w:name="overview"/>
     <w:p>
       <w:pPr>
         <w:pStyle w:val="Heading1"/>
       </w:pPr>
       <w:r>
-        <w:t xml:space="preserve">Assignment Overview</w:t>
+        <w:t xml:space="preserve">Overview</w:t>
       </w:r>
     </w:p>
     <w:p>
@@ -32,16 +55,172 @@
         <w:pStyle w:val="FirstParagraph"/>
       </w:pPr>
       <w:r>
-        <w:t xml:space="preserve">This homework assignment focuses on</w:t>
-      </w:r>
-    </w:p>
-    <w:bookmarkStart w:id="9" w:name="learning-objectives"/>
-    <w:p>
-      <w:pPr>
-        <w:pStyle w:val="Heading2"/>
-      </w:pPr>
-      <w:r>
-        <w:t xml:space="preserve">Learning Objectives</w:t>
+        <w:t xml:space="preserve">In Lecture 06 and Worksheet 06 you downloaded Duluth’s long-term weather record directly into R, summarized it at the yearly level, and used</w:t>
+      </w:r>
+      <w:r>
+        <w:t xml:space="preserve"> </w:t>
+      </w:r>
+      <w:r>
+        <w:rPr>
+          <w:rStyle w:val="VerbatimChar"/>
+        </w:rPr>
+        <w:t xml:space="preserve">lm()</w:t>
+      </w:r>
+      <w:r>
+        <w:t xml:space="preserve"> </w:t>
+      </w:r>
+      <w:r>
+        <w:t xml:space="preserve">to estimate a warming rate in °C per decade. You also split the data into summer and winter to see whether one season is warming faster than the other.</w:t>
+      </w:r>
+    </w:p>
+    <w:p>
+      <w:pPr>
+        <w:pStyle w:val="BodyText"/>
+      </w:pPr>
+      <w:r>
+        <w:t xml:space="preserve">This homework asks you to repeat that</w:t>
+      </w:r>
+      <w:r>
+        <w:t xml:space="preserve"> </w:t>
+      </w:r>
+      <w:r>
+        <w:rPr>
+          <w:b/>
+          <w:bCs/>
+        </w:rPr>
+        <w:t xml:space="preserve">same workflow</w:t>
+      </w:r>
+      <w:r>
+        <w:t xml:space="preserve"> </w:t>
+      </w:r>
+      <w:r>
+        <w:t xml:space="preserve">for a</w:t>
+      </w:r>
+      <w:r>
+        <w:t xml:space="preserve"> </w:t>
+      </w:r>
+      <w:r>
+        <w:rPr>
+          <w:b/>
+          <w:bCs/>
+        </w:rPr>
+        <w:t xml:space="preserve">city of your own choosing</w:t>
+      </w:r>
+      <w:r>
+        <w:t xml:space="preserve"> </w:t>
+      </w:r>
+      <w:r>
+        <w:t xml:space="preserve">anywhere in the world with a long GSOD weather station record, and compare what you find to Duluth’s numbers.</w:t>
+      </w:r>
+    </w:p>
+    <w:p>
+      <w:pPr>
+        <w:pStyle w:val="BlockText"/>
+      </w:pPr>
+      <w:r>
+        <w:rPr>
+          <w:b/>
+          <w:bCs/>
+        </w:rPr>
+        <w:t xml:space="preserve">Submit to Canvas:</w:t>
+      </w:r>
+      <w:r>
+        <w:t xml:space="preserve"> </w:t>
+      </w:r>
+      <w:r>
+        <w:t xml:space="preserve">(1) your completed</w:t>
+      </w:r>
+      <w:r>
+        <w:t xml:space="preserve"> </w:t>
+      </w:r>
+      <w:r>
+        <w:rPr>
+          <w:rStyle w:val="VerbatimChar"/>
+        </w:rPr>
+        <w:t xml:space="preserve">.R</w:t>
+      </w:r>
+      <w:r>
+        <w:t xml:space="preserve"> </w:t>
+      </w:r>
+      <w:r>
+        <w:t xml:space="preserve">script and (2) three saved PNG figures. Fill in all answer boxes</w:t>
+      </w:r>
+      <w:r>
+        <w:t xml:space="preserve"> </w:t>
+      </w:r>
+      <w:r>
+        <w:rPr>
+          <w:b/>
+          <w:bCs/>
+        </w:rPr>
+        <w:t xml:space="preserve">in the script as</w:t>
+      </w:r>
+      <w:r>
+        <w:rPr>
+          <w:b/>
+          <w:bCs/>
+        </w:rPr>
+        <w:t xml:space="preserve"> </w:t>
+      </w:r>
+      <w:r>
+        <w:rPr>
+          <w:rStyle w:val="VerbatimChar"/>
+          <w:b/>
+          <w:bCs/>
+        </w:rPr>
+        <w:t xml:space="preserve">#</w:t>
+      </w:r>
+      <w:r>
+        <w:rPr>
+          <w:b/>
+          <w:bCs/>
+        </w:rPr>
+        <w:t xml:space="preserve"> </w:t>
+      </w:r>
+      <w:r>
+        <w:rPr>
+          <w:b/>
+          <w:bCs/>
+        </w:rPr>
+        <w:t xml:space="preserve">comments</w:t>
+      </w:r>
+      <w:r>
+        <w:t xml:space="preserve"> </w:t>
+      </w:r>
+      <w:r>
+        <w:t xml:space="preserve">below the relevant code. The question numbers here match the</w:t>
+      </w:r>
+      <w:r>
+        <w:t xml:space="preserve"> </w:t>
+      </w:r>
+      <w:r>
+        <w:rPr>
+          <w:rStyle w:val="VerbatimChar"/>
+        </w:rPr>
+        <w:t xml:space="preserve"># Q__</w:t>
+      </w:r>
+      <w:r>
+        <w:t xml:space="preserve"> </w:t>
+      </w:r>
+      <w:r>
+        <w:t xml:space="preserve">markers in the skeleton script.</w:t>
+      </w:r>
+    </w:p>
+    <w:p>
+      <w:r>
+        <w:pict>
+          <v:rect style="width:0;height:1.5pt" o:hralign="center" o:hrstd="t" o:hr="t"/>
+        </w:pict>
+      </w:r>
+    </w:p>
+    <w:bookmarkEnd w:id="9"/>
+    <w:bookmarkStart w:id="11" w:name="the-data"/>
+    <w:p>
+      <w:pPr>
+        <w:pStyle w:val="Heading1"/>
+      </w:pPr>
+      <w:r>
+        <w:t xml:space="preserve">The Data</w:t>
       </w:r>
     </w:p>
     <w:p>
@@ -49,7 +228,38 @@
         <w:pStyle w:val="FirstParagraph"/>
       </w:pPr>
       <w:r>
-        <w:t xml:space="preserve">By completing this assignment, you will be able to:</w:t>
+        <w:t xml:space="preserve">You will download</w:t>
+      </w:r>
+      <w:r>
+        <w:t xml:space="preserve"> </w:t>
+      </w:r>
+      <w:r>
+        <w:rPr>
+          <w:b/>
+          <w:bCs/>
+        </w:rPr>
+        <w:t xml:space="preserve">daily station data</w:t>
+      </w:r>
+      <w:r>
+        <w:t xml:space="preserve"> </w:t>
+      </w:r>
+      <w:r>
+        <w:t xml:space="preserve">using the same</w:t>
+      </w:r>
+      <w:r>
+        <w:t xml:space="preserve"> </w:t>
+      </w:r>
+      <w:r>
+        <w:rPr>
+          <w:rStyle w:val="VerbatimChar"/>
+        </w:rPr>
+        <w:t xml:space="preserve">GSODR</w:t>
+      </w:r>
+      <w:r>
+        <w:t xml:space="preserve"> </w:t>
+      </w:r>
+      <w:r>
+        <w:t xml:space="preserve">package from Lecture 06. You need two things:</w:t>
       </w:r>
     </w:p>
     <w:p>
@@ -65,7 +275,13 @@
           <w:b/>
           <w:bCs/>
         </w:rPr>
-        <w:t xml:space="preserve">asdfasdf</w:t>
+        <w:t xml:space="preserve">A station ID</w:t>
+      </w:r>
+      <w:r>
+        <w:t xml:space="preserve"> </w:t>
+      </w:r>
+      <w:r>
+        <w:t xml:space="preserve">for your city of choice</w:t>
       </w:r>
     </w:p>
     <w:p>
@@ -81,64 +297,932 @@
           <w:b/>
           <w:bCs/>
         </w:rPr>
-        <w:t xml:space="preserve">adsfafdsa</w:t>
-      </w:r>
-    </w:p>
-    <w:bookmarkEnd w:id="9"/>
-    <w:bookmarkStart w:id="10" w:name="data-description"/>
-    <w:p>
-      <w:pPr>
-        <w:pStyle w:val="Heading2"/>
-      </w:pPr>
-      <w:r>
-        <w:t xml:space="preserve">Data Description</w:t>
+        <w:t xml:space="preserve">A range of years</w:t>
+      </w:r>
+      <w:r>
+        <w:t xml:space="preserve"> </w:t>
+      </w:r>
+      <w:r>
+        <w:t xml:space="preserve">— pick the longest record available (many stations go back to the 1940s–1970s)</w:t>
+      </w:r>
+    </w:p>
+    <w:bookmarkStart w:id="10" w:name="finding-a-station-id"/>
+    <w:p>
+      <w:pPr>
+        <w:pStyle w:val="Heading3"/>
+      </w:pPr>
+      <w:r>
+        <w:t xml:space="preserve">Finding a station ID</w:t>
+      </w:r>
+    </w:p>
+    <w:p>
+      <w:pPr>
+        <w:pStyle w:val="FirstParagraph"/>
+      </w:pPr>
+      <w:r>
+        <w:rPr>
+          <w:b/>
+          <w:bCs/>
+        </w:rPr>
+        <w:t xml:space="preserve">▶ Run this in your console (not graded, just for exploration):</w:t>
+      </w:r>
+    </w:p>
+    <w:p>
+      <w:pPr>
+        <w:pStyle w:val="SourceCode"/>
+      </w:pPr>
+      <w:r>
+        <w:rPr>
+          <w:rStyle w:val="FunctionTok"/>
+        </w:rPr>
+        <w:t xml:space="preserve">library</w:t>
+      </w:r>
+      <w:r>
+        <w:rPr>
+          <w:rStyle w:val="NormalTok"/>
+        </w:rPr>
+        <w:t xml:space="preserve">(GSODR)</w:t>
+      </w:r>
+      <w:r>
+        <w:br/>
+      </w:r>
+      <w:r>
+        <w:rPr>
+          <w:rStyle w:val="FunctionTok"/>
+        </w:rPr>
+        <w:t xml:space="preserve">load</w:t>
+      </w:r>
+      <w:r>
+        <w:rPr>
+          <w:rStyle w:val="NormalTok"/>
+        </w:rPr>
+        <w:t xml:space="preserve">(</w:t>
+      </w:r>
+      <w:r>
+        <w:rPr>
+          <w:rStyle w:val="FunctionTok"/>
+        </w:rPr>
+        <w:t xml:space="preserve">system.file</w:t>
+      </w:r>
+      <w:r>
+        <w:rPr>
+          <w:rStyle w:val="NormalTok"/>
+        </w:rPr>
+        <w:t xml:space="preserve">(</w:t>
+      </w:r>
+      <w:r>
+        <w:rPr>
+          <w:rStyle w:val="StringTok"/>
+        </w:rPr>
+        <w:t xml:space="preserve">"extdata"</w:t>
+      </w:r>
+      <w:r>
+        <w:rPr>
+          <w:rStyle w:val="NormalTok"/>
+        </w:rPr>
+        <w:t xml:space="preserve">, </w:t>
+      </w:r>
+      <w:r>
+        <w:rPr>
+          <w:rStyle w:val="StringTok"/>
+        </w:rPr>
+        <w:t xml:space="preserve">"isd_history.rda"</w:t>
+      </w:r>
+      <w:r>
+        <w:rPr>
+          <w:rStyle w:val="NormalTok"/>
+        </w:rPr>
+        <w:t xml:space="preserve">, </w:t>
+      </w:r>
+      <w:r>
+        <w:rPr>
+          <w:rStyle w:val="AttributeTok"/>
+        </w:rPr>
+        <w:t xml:space="preserve">package =</w:t>
+      </w:r>
+      <w:r>
+        <w:rPr>
+          <w:rStyle w:val="NormalTok"/>
+        </w:rPr>
+        <w:t xml:space="preserve"> </w:t>
+      </w:r>
+      <w:r>
+        <w:rPr>
+          <w:rStyle w:val="StringTok"/>
+        </w:rPr>
+        <w:t xml:space="preserve">"GSODR"</w:t>
+      </w:r>
+      <w:r>
+        <w:rPr>
+          <w:rStyle w:val="NormalTok"/>
+        </w:rPr>
+        <w:t xml:space="preserve">))</w:t>
+      </w:r>
+      <w:r>
+        <w:br/>
+      </w:r>
+      <w:r>
+        <w:br/>
+      </w:r>
+      <w:r>
+        <w:rPr>
+          <w:rStyle w:val="CommentTok"/>
+        </w:rPr>
+        <w:t xml:space="preserve"># Search for stations by country code (2-letter ISO) or name</w:t>
+      </w:r>
+      <w:r>
+        <w:br/>
+      </w:r>
+      <w:r>
+        <w:rPr>
+          <w:rStyle w:val="CommentTok"/>
+        </w:rPr>
+        <w:t xml:space="preserve"># Example: find stations in the United Kingdom</w:t>
+      </w:r>
+      <w:r>
+        <w:br/>
+      </w:r>
+      <w:r>
+        <w:rPr>
+          <w:rStyle w:val="FunctionTok"/>
+        </w:rPr>
+        <w:t xml:space="preserve">subset</w:t>
+      </w:r>
+      <w:r>
+        <w:rPr>
+          <w:rStyle w:val="NormalTok"/>
+        </w:rPr>
+        <w:t xml:space="preserve">(isd_history, CTRY </w:t>
+      </w:r>
+      <w:r>
+        <w:rPr>
+          <w:rStyle w:val="SpecialCharTok"/>
+        </w:rPr>
+        <w:t xml:space="preserve">==</w:t>
+      </w:r>
+      <w:r>
+        <w:rPr>
+          <w:rStyle w:val="NormalTok"/>
+        </w:rPr>
+        <w:t xml:space="preserve"> </w:t>
+      </w:r>
+      <w:r>
+        <w:rPr>
+          <w:rStyle w:val="StringTok"/>
+        </w:rPr>
+        <w:t xml:space="preserve">"UK"</w:t>
+      </w:r>
+      <w:r>
+        <w:rPr>
+          <w:rStyle w:val="NormalTok"/>
+        </w:rPr>
+        <w:t xml:space="preserve">)</w:t>
+      </w:r>
+      <w:r>
+        <w:br/>
+      </w:r>
+      <w:r>
+        <w:br/>
+      </w:r>
+      <w:r>
+        <w:rPr>
+          <w:rStyle w:val="CommentTok"/>
+        </w:rPr>
+        <w:t xml:space="preserve"># Example: search by partial city name</w:t>
+      </w:r>
+      <w:r>
+        <w:br/>
+      </w:r>
+      <w:r>
+        <w:rPr>
+          <w:rStyle w:val="NormalTok"/>
+        </w:rPr>
+        <w:t xml:space="preserve">isd_history[</w:t>
+      </w:r>
+      <w:r>
+        <w:rPr>
+          <w:rStyle w:val="FunctionTok"/>
+        </w:rPr>
+        <w:t xml:space="preserve">grepl</w:t>
+      </w:r>
+      <w:r>
+        <w:rPr>
+          <w:rStyle w:val="NormalTok"/>
+        </w:rPr>
+        <w:t xml:space="preserve">(</w:t>
+      </w:r>
+      <w:r>
+        <w:rPr>
+          <w:rStyle w:val="StringTok"/>
+        </w:rPr>
+        <w:t xml:space="preserve">"CHICAGO"</w:t>
+      </w:r>
+      <w:r>
+        <w:rPr>
+          <w:rStyle w:val="NormalTok"/>
+        </w:rPr>
+        <w:t xml:space="preserve">, isd_history</w:t>
+      </w:r>
+      <w:r>
+        <w:rPr>
+          <w:rStyle w:val="SpecialCharTok"/>
+        </w:rPr>
+        <w:t xml:space="preserve">$</w:t>
+      </w:r>
+      <w:r>
+        <w:rPr>
+          <w:rStyle w:val="NormalTok"/>
+        </w:rPr>
+        <w:t xml:space="preserve">NAME), ]</w:t>
+      </w:r>
+    </w:p>
+    <w:p>
+      <w:pPr>
+        <w:pStyle w:val="FirstParagraph"/>
+      </w:pPr>
+      <w:r>
+        <w:t xml:space="preserve">Pick a station with a</w:t>
+      </w:r>
+      <w:r>
+        <w:t xml:space="preserve"> </w:t>
+      </w:r>
+      <w:r>
+        <w:rPr>
+          <w:b/>
+          <w:bCs/>
+        </w:rPr>
+        <w:t xml:space="preserve">long period of record</w:t>
+      </w:r>
+      <w:r>
+        <w:t xml:space="preserve"> </w:t>
+      </w:r>
+      <w:r>
+        <w:t xml:space="preserve">(check the</w:t>
+      </w:r>
+      <w:r>
+        <w:t xml:space="preserve"> </w:t>
+      </w:r>
+      <w:r>
+        <w:rPr>
+          <w:rStyle w:val="VerbatimChar"/>
+        </w:rPr>
+        <w:t xml:space="preserve">BEGIN</w:t>
+      </w:r>
+      <w:r>
+        <w:t xml:space="preserve"> </w:t>
+      </w:r>
+      <w:r>
+        <w:t xml:space="preserve">and</w:t>
+      </w:r>
+      <w:r>
+        <w:t xml:space="preserve"> </w:t>
+      </w:r>
+      <w:r>
+        <w:rPr>
+          <w:rStyle w:val="VerbatimChar"/>
+        </w:rPr>
+        <w:t xml:space="preserve">END</w:t>
+      </w:r>
+      <w:r>
+        <w:t xml:space="preserve"> </w:t>
+      </w:r>
+      <w:r>
+        <w:t xml:space="preserve">columns — both are in YYYYMMDD format). Avoid stations with only a few years of data; you want at least</w:t>
+      </w:r>
+      <w:r>
+        <w:t xml:space="preserve"> </w:t>
+      </w:r>
+      <w:r>
+        <w:rPr>
+          <w:b/>
+          <w:bCs/>
+        </w:rPr>
+        <w:t xml:space="preserve">30+ years</w:t>
+      </w:r>
+      <w:r>
+        <w:t xml:space="preserve"> </w:t>
+      </w:r>
+      <w:r>
+        <w:t xml:space="preserve">for a meaningful trend.</w:t>
+      </w:r>
+    </w:p>
+    <w:tbl>
+      <w:tblPr>
+        <w:tblStyle w:val="Table"/>
+        <w:tblW w:type="auto" w:w="0"/>
+        <w:tblLook w:firstRow="1" w:lastRow="0" w:firstColumn="0" w:lastColumn="0" w:noHBand="0" w:noVBand="0" w:val="0020"/>
+      </w:tblPr>
+      <w:tblGrid>
+        <w:gridCol w:w="3960"/>
+        <w:gridCol w:w="3960"/>
+      </w:tblGrid>
+      <w:tr>
+        <w:trPr>
+          <w:tblHeader w:val="on"/>
+        </w:trPr>
+        <w:tc>
+          <w:tcPr/>
+          <w:p>
+            <w:pPr>
+              <w:pStyle w:val="Compact"/>
+            </w:pPr>
+            <w:r>
+              <w:t xml:space="preserve">Column</w:t>
+            </w:r>
+          </w:p>
+        </w:tc>
+        <w:tc>
+          <w:tcPr/>
+          <w:p>
+            <w:pPr>
+              <w:pStyle w:val="Compact"/>
+            </w:pPr>
+            <w:r>
+              <w:t xml:space="preserve">What it holds</w:t>
+            </w:r>
+          </w:p>
+        </w:tc>
+      </w:tr>
+      <w:tr>
+        <w:tc>
+          <w:tcPr/>
+          <w:p>
+            <w:pPr>
+              <w:pStyle w:val="Compact"/>
+            </w:pPr>
+            <w:r>
+              <w:rPr>
+                <w:rStyle w:val="VerbatimChar"/>
+              </w:rPr>
+              <w:t xml:space="preserve">STNID</w:t>
+            </w:r>
+          </w:p>
+        </w:tc>
+        <w:tc>
+          <w:tcPr/>
+          <w:p>
+            <w:pPr>
+              <w:pStyle w:val="Compact"/>
+            </w:pPr>
+            <w:r>
+              <w:t xml:space="preserve">the station ID to plug into</w:t>
+            </w:r>
+            <w:r>
+              <w:t xml:space="preserve"> </w:t>
+            </w:r>
+            <w:r>
+              <w:rPr>
+                <w:rStyle w:val="VerbatimChar"/>
+              </w:rPr>
+              <w:t xml:space="preserve">get_GSOD()</w:t>
+            </w:r>
+          </w:p>
+        </w:tc>
+      </w:tr>
+      <w:tr>
+        <w:tc>
+          <w:tcPr/>
+          <w:p>
+            <w:pPr>
+              <w:pStyle w:val="Compact"/>
+            </w:pPr>
+            <w:r>
+              <w:rPr>
+                <w:rStyle w:val="VerbatimChar"/>
+              </w:rPr>
+              <w:t xml:space="preserve">NAME</w:t>
+            </w:r>
+          </w:p>
+        </w:tc>
+        <w:tc>
+          <w:tcPr/>
+          <w:p>
+            <w:pPr>
+              <w:pStyle w:val="Compact"/>
+            </w:pPr>
+            <w:r>
+              <w:t xml:space="preserve">station name</w:t>
+            </w:r>
+          </w:p>
+        </w:tc>
+      </w:tr>
+      <w:tr>
+        <w:tc>
+          <w:tcPr/>
+          <w:p>
+            <w:pPr>
+              <w:pStyle w:val="Compact"/>
+            </w:pPr>
+            <w:r>
+              <w:rPr>
+                <w:rStyle w:val="VerbatimChar"/>
+              </w:rPr>
+              <w:t xml:space="preserve">CTRY</w:t>
+            </w:r>
+          </w:p>
+        </w:tc>
+        <w:tc>
+          <w:tcPr/>
+          <w:p>
+            <w:pPr>
+              <w:pStyle w:val="Compact"/>
+            </w:pPr>
+            <w:r>
+              <w:t xml:space="preserve">2-letter country code</w:t>
+            </w:r>
+          </w:p>
+        </w:tc>
+      </w:tr>
+      <w:tr>
+        <w:tc>
+          <w:tcPr/>
+          <w:p>
+            <w:pPr>
+              <w:pStyle w:val="Compact"/>
+            </w:pPr>
+            <w:r>
+              <w:rPr>
+                <w:rStyle w:val="VerbatimChar"/>
+              </w:rPr>
+              <w:t xml:space="preserve">BEGIN</w:t>
+            </w:r>
+          </w:p>
+        </w:tc>
+        <w:tc>
+          <w:tcPr/>
+          <w:p>
+            <w:pPr>
+              <w:pStyle w:val="Compact"/>
+            </w:pPr>
+            <w:r>
+              <w:t xml:space="preserve">first date of record (YYYYMMDD)</w:t>
+            </w:r>
+          </w:p>
+        </w:tc>
+      </w:tr>
+      <w:tr>
+        <w:tc>
+          <w:tcPr/>
+          <w:p>
+            <w:pPr>
+              <w:pStyle w:val="Compact"/>
+            </w:pPr>
+            <w:r>
+              <w:rPr>
+                <w:rStyle w:val="VerbatimChar"/>
+              </w:rPr>
+              <w:t xml:space="preserve">END</w:t>
+            </w:r>
+          </w:p>
+        </w:tc>
+        <w:tc>
+          <w:tcPr/>
+          <w:p>
+            <w:pPr>
+              <w:pStyle w:val="Compact"/>
+            </w:pPr>
+            <w:r>
+              <w:t xml:space="preserve">last date of record (YYYYMMDD)</w:t>
+            </w:r>
+          </w:p>
+        </w:tc>
+      </w:tr>
+    </w:tbl>
+    <w:p>
+      <w:r>
+        <w:pict>
+          <v:rect style="width:0;height:1.5pt" o:hralign="center" o:hrstd="t" o:hr="t"/>
+        </w:pict>
       </w:r>
     </w:p>
     <w:bookmarkEnd w:id="10"/>
-    <w:bookmarkStart w:id="15" w:name="goals-to-accomplish"/>
-    <w:p>
-      <w:pPr>
-        <w:pStyle w:val="Heading2"/>
-      </w:pPr>
-      <w:r>
-        <w:t xml:space="preserve">Goals to accomplish</w:t>
-      </w:r>
-    </w:p>
-    <w:p>
-      <w:pPr>
-        <w:numPr>
-          <w:ilvl w:val="0"/>
-          <w:numId w:val="1002"/>
-        </w:numPr>
-      </w:pPr>
-      <w:r>
-        <w:t xml:space="preserve">324543</w:t>
-      </w:r>
-    </w:p>
-    <w:p>
-      <w:pPr>
-        <w:numPr>
-          <w:ilvl w:val="0"/>
-          <w:numId w:val="1002"/>
-        </w:numPr>
-      </w:pPr>
-      <w:r>
-        <w:t xml:space="preserve">45345</w:t>
-      </w:r>
-    </w:p>
-    <w:p>
-      <w:pPr>
-        <w:pStyle w:val="Heading2"/>
-        <w:numPr>
-          <w:ilvl w:val="0"/>
-          <w:numId w:val="1002"/>
-        </w:numPr>
-      </w:pPr>
-      <w:bookmarkStart w:id="11" w:name="section"/>
-      <w:r>
-        <w:t xml:space="preserve">4534</w:t>
-      </w:r>
-      <w:bookmarkEnd w:id="11"/>
+    <w:bookmarkEnd w:id="11"/>
+    <w:bookmarkStart w:id="12" w:name="X17a0f3176caf679902c3121816f91b8cee163dd"/>
+    <w:p>
+      <w:pPr>
+        <w:pStyle w:val="Heading1"/>
+      </w:pPr>
+      <w:r>
+        <w:t xml:space="preserve">Part 1 · Download and inspect (→ see Lecture 06, Worksheet 06)</w:t>
+      </w:r>
+    </w:p>
+    <w:p>
+      <w:pPr>
+        <w:pStyle w:val="FirstParagraph"/>
+      </w:pPr>
+      <w:r>
+        <w:t xml:space="preserve">After downloading your city’s data:</w:t>
+      </w:r>
+    </w:p>
+    <w:p>
+      <w:pPr>
+        <w:pStyle w:val="BlockText"/>
+      </w:pPr>
+      <w:r>
+        <w:rPr>
+          <w:b/>
+          <w:bCs/>
+        </w:rPr>
+        <w:t xml:space="preserve">Q1 — City and station ID you chose:</w:t>
+      </w:r>
+      <w:r>
+        <w:t xml:space="preserve"> </w:t>
+      </w:r>
+      <w:r>
+        <w:t xml:space="preserve">________________</w:t>
+      </w:r>
+    </w:p>
+    <w:p>
+      <w:pPr>
+        <w:pStyle w:val="BlockText"/>
+      </w:pPr>
+      <w:r>
+        <w:rPr>
+          <w:b/>
+          <w:bCs/>
+        </w:rPr>
+        <w:t xml:space="preserve">Q2 — Years of record you downloaded:</w:t>
+      </w:r>
+      <w:r>
+        <w:t xml:space="preserve"> </w:t>
+      </w:r>
+      <w:r>
+        <w:t xml:space="preserve">________ to ________</w:t>
+      </w:r>
+    </w:p>
+    <w:p>
+      <w:pPr>
+        <w:pStyle w:val="BlockText"/>
+      </w:pPr>
+      <w:r>
+        <w:rPr>
+          <w:b/>
+          <w:bCs/>
+        </w:rPr>
+        <w:t xml:space="preserve">Q3 — Total rows in the raw daily download:</w:t>
+      </w:r>
+      <w:r>
+        <w:t xml:space="preserve"> </w:t>
+      </w:r>
+      <w:r>
+        <w:t xml:space="preserve">________</w:t>
+      </w:r>
+    </w:p>
+    <w:p>
+      <w:r>
+        <w:pict>
+          <v:rect style="width:0;height:1.5pt" o:hralign="center" o:hrstd="t" o:hr="t"/>
+        </w:pict>
+      </w:r>
+    </w:p>
+    <w:bookmarkEnd w:id="12"/>
+    <w:bookmarkStart w:id="13" w:name="X779b14fee6f934719a7cff2ffee04f8a9aa78fc"/>
+    <w:p>
+      <w:pPr>
+        <w:pStyle w:val="Heading1"/>
+      </w:pPr>
+      <w:r>
+        <w:t xml:space="preserve">Part 2 · Summarize by year (→ see Lecture 06, Worksheet 06)</w:t>
+      </w:r>
+    </w:p>
+    <w:p>
+      <w:pPr>
+        <w:pStyle w:val="FirstParagraph"/>
+      </w:pPr>
+      <w:r>
+        <w:t xml:space="preserve">Summarize your city’s daily data to</w:t>
+      </w:r>
+      <w:r>
+        <w:t xml:space="preserve"> </w:t>
+      </w:r>
+      <w:r>
+        <w:rPr>
+          <w:b/>
+          <w:bCs/>
+        </w:rPr>
+        <w:t xml:space="preserve">one mean temperature per year</w:t>
+      </w:r>
+      <w:r>
+        <w:t xml:space="preserve">, the same way you did for Duluth.</w:t>
+      </w:r>
+    </w:p>
+    <w:p>
+      <w:pPr>
+        <w:pStyle w:val="BlockText"/>
+      </w:pPr>
+      <w:r>
+        <w:rPr>
+          <w:b/>
+          <w:bCs/>
+        </w:rPr>
+        <w:t xml:space="preserve">Q4 — Rows in your yearly-summarized data frame:</w:t>
+      </w:r>
+      <w:r>
+        <w:t xml:space="preserve"> </w:t>
+      </w:r>
+      <w:r>
+        <w:t xml:space="preserve">________</w:t>
+      </w:r>
+    </w:p>
+    <w:p>
+      <w:pPr>
+        <w:pStyle w:val="BlockText"/>
+      </w:pPr>
+      <w:r>
+        <w:rPr>
+          <w:b/>
+          <w:bCs/>
+        </w:rPr>
+        <w:t xml:space="preserve">Q5 — Mean temperature in your city’s first year of record:</w:t>
+      </w:r>
+      <w:r>
+        <w:t xml:space="preserve"> </w:t>
+      </w:r>
+      <w:r>
+        <w:t xml:space="preserve">________ °C</w:t>
+      </w:r>
+    </w:p>
+    <w:p>
+      <w:pPr>
+        <w:pStyle w:val="BlockText"/>
+      </w:pPr>
+      <w:r>
+        <w:rPr>
+          <w:b/>
+          <w:bCs/>
+        </w:rPr>
+        <w:t xml:space="preserve">Q6 — Mean temperature in your city’s most recent year of record:</w:t>
+      </w:r>
+      <w:r>
+        <w:t xml:space="preserve"> </w:t>
+      </w:r>
+      <w:r>
+        <w:t xml:space="preserve">________ °C</w:t>
+      </w:r>
+    </w:p>
+    <w:p>
+      <w:r>
+        <w:pict>
+          <v:rect style="width:0;height:1.5pt" o:hralign="center" o:hrstd="t" o:hr="t"/>
+        </w:pict>
+      </w:r>
+    </w:p>
+    <w:bookmarkEnd w:id="13"/>
+    <w:bookmarkStart w:id="15" w:name="X216286da460e56ae69952629f71b4282d2a5bb3"/>
+    <w:p>
+      <w:pPr>
+        <w:pStyle w:val="Heading1"/>
+      </w:pPr>
+      <w:r>
+        <w:t xml:space="preserve">Part 3 · Regression — rate of change (→ see Lecture 06, Worksheet 06)</w:t>
+      </w:r>
+    </w:p>
+    <w:p>
+      <w:pPr>
+        <w:pStyle w:val="FirstParagraph"/>
+      </w:pPr>
+      <w:r>
+        <w:t xml:space="preserve">Fit</w:t>
+      </w:r>
+      <w:r>
+        <w:t xml:space="preserve"> </w:t>
+      </w:r>
+      <w:r>
+        <w:rPr>
+          <w:rStyle w:val="VerbatimChar"/>
+        </w:rPr>
+        <w:t xml:space="preserve">lm(TEMP ~ YEAR, data = your_yearly_df)</w:t>
+      </w:r>
+      <w:r>
+        <w:t xml:space="preserve">, the same model structure from Lecture 06.</w:t>
+      </w:r>
+    </w:p>
+    <w:p>
+      <w:pPr>
+        <w:pStyle w:val="BlockText"/>
+      </w:pPr>
+      <w:r>
+        <w:rPr>
+          <w:b/>
+          <w:bCs/>
+        </w:rPr>
+        <w:t xml:space="preserve">Q7 — Slope (b), in °C per year:</w:t>
+      </w:r>
+      <w:r>
+        <w:t xml:space="preserve"> </w:t>
+      </w:r>
+      <w:r>
+        <w:t xml:space="preserve">________</w:t>
+      </w:r>
+    </w:p>
+    <w:p>
+      <w:pPr>
+        <w:pStyle w:val="BlockText"/>
+      </w:pPr>
+      <w:r>
+        <w:rPr>
+          <w:b/>
+          <w:bCs/>
+        </w:rPr>
+        <w:t xml:space="preserve">Q8 — Warming rate, in °C per decade (slope × 10):</w:t>
+      </w:r>
+      <w:r>
+        <w:t xml:space="preserve"> </w:t>
+      </w:r>
+      <w:r>
+        <w:t xml:space="preserve">________</w:t>
+      </w:r>
+    </w:p>
+    <w:p>
+      <w:pPr>
+        <w:pStyle w:val="BlockText"/>
+      </w:pPr>
+      <w:r>
+        <w:rPr>
+          <w:b/>
+          <w:bCs/>
+        </w:rPr>
+        <w:t xml:space="preserve">Q9 — p-value for the slope:</w:t>
+      </w:r>
+      <w:r>
+        <w:t xml:space="preserve"> </w:t>
+      </w:r>
+      <w:r>
+        <w:t xml:space="preserve">________</w:t>
+      </w:r>
+    </w:p>
+    <w:p>
+      <w:pPr>
+        <w:pStyle w:val="BlockText"/>
+      </w:pPr>
+      <w:r>
+        <w:rPr>
+          <w:b/>
+          <w:bCs/>
+        </w:rPr>
+        <w:t xml:space="preserve">Q10 — Is the trend statistically significant at α = 0.05? Y / N:</w:t>
+      </w:r>
+      <w:r>
+        <w:t xml:space="preserve"> </w:t>
+      </w:r>
+      <w:r>
+        <w:t xml:space="preserve">________</w:t>
+      </w:r>
+    </w:p>
+    <w:p>
+      <w:pPr>
+        <w:pStyle w:val="BlockText"/>
+      </w:pPr>
+      <w:r>
+        <w:rPr>
+          <w:b/>
+          <w:bCs/>
+        </w:rPr>
+        <w:t xml:space="preserve">Q11 — R²:</w:t>
+      </w:r>
+      <w:r>
+        <w:t xml:space="preserve"> </w:t>
+      </w:r>
+      <w:r>
+        <w:t xml:space="preserve">________</w:t>
+      </w:r>
+    </w:p>
+    <w:bookmarkStart w:id="14" w:name="compare-to-duluth"/>
+    <w:p>
+      <w:pPr>
+        <w:pStyle w:val="Heading3"/>
+      </w:pPr>
+      <w:r>
+        <w:t xml:space="preserve">Compare to Duluth</w:t>
+      </w:r>
+    </w:p>
+    <w:p>
+      <w:pPr>
+        <w:pStyle w:val="FirstParagraph"/>
+      </w:pPr>
+      <w:r>
+        <w:t xml:space="preserve">Duluth’s annual warming rate from Worksheet 06 (fill in from your own worksheet results):</w:t>
+      </w:r>
+    </w:p>
+    <w:p>
+      <w:pPr>
+        <w:pStyle w:val="BlockText"/>
+      </w:pPr>
+      <w:r>
+        <w:rPr>
+          <w:b/>
+          <w:bCs/>
+        </w:rPr>
+        <w:t xml:space="preserve">Q12 — Duluth’s warming rate (°C/decade), from Worksheet 06:</w:t>
+      </w:r>
+      <w:r>
+        <w:t xml:space="preserve"> </w:t>
+      </w:r>
+      <w:r>
+        <w:t xml:space="preserve">________</w:t>
+      </w:r>
+    </w:p>
+    <w:p>
+      <w:pPr>
+        <w:pStyle w:val="BlockText"/>
+      </w:pPr>
+      <w:r>
+        <w:rPr>
+          <w:b/>
+          <w:bCs/>
+        </w:rPr>
+        <w:t xml:space="preserve">Q13 — Is your city warming faster or slower than Duluth?</w:t>
+      </w:r>
+      <w:r>
+        <w:t xml:space="preserve"> </w:t>
+      </w:r>
+      <w:r>
+        <w:t xml:space="preserve">Faster / Slower / About the same</w:t>
+      </w:r>
+    </w:p>
+    <w:p>
+      <w:pPr>
+        <w:pStyle w:val="BlockText"/>
+      </w:pPr>
+      <w:r>
+        <w:rPr>
+          <w:b/>
+          <w:bCs/>
+        </w:rPr>
+        <w:t xml:space="preserve">Q14 — Difference between your city’s rate and Duluth’s rate (°C/decade):</w:t>
+      </w:r>
+      <w:r>
+        <w:t xml:space="preserve"> </w:t>
+      </w:r>
+      <w:r>
+        <w:t xml:space="preserve">________</w:t>
+      </w:r>
+    </w:p>
+    <w:p>
+      <w:r>
+        <w:pict>
+          <v:rect style="width:0;height:1.5pt" o:hralign="center" o:hrstd="t" o:hr="t"/>
+        </w:pict>
+      </w:r>
+    </w:p>
+    <w:bookmarkEnd w:id="14"/>
+    <w:bookmarkEnd w:id="15"/>
+    <w:bookmarkStart w:id="19" w:name="X2c21d1c76daefbece163f24fda68debd4613369"/>
+    <w:p>
+      <w:pPr>
+        <w:pStyle w:val="Heading1"/>
+      </w:pPr>
+      <w:r>
+        <w:t xml:space="preserve">Part 4 · Summer vs. winter (→ see Lecture 06, Worksheet 06)</w:t>
+      </w:r>
+    </w:p>
+    <w:p>
+      <w:pPr>
+        <w:pStyle w:val="FirstParagraph"/>
+      </w:pPr>
+      <w:r>
+        <w:t xml:space="preserve">Use</w:t>
+      </w:r>
+      <w:r>
+        <w:t xml:space="preserve"> </w:t>
+      </w:r>
+      <w:r>
+        <w:rPr>
+          <w:rStyle w:val="VerbatimChar"/>
+        </w:rPr>
+        <w:t xml:space="preserve">case_when()</w:t>
+      </w:r>
+      <w:r>
+        <w:t xml:space="preserve"> </w:t>
+      </w:r>
+      <w:r>
+        <w:t xml:space="preserve">to label summer (Jun/Jul/Aug) and winter (Dec/Jan/Feb) months, then fit a</w:t>
+      </w:r>
+      <w:r>
+        <w:t xml:space="preserve"> </w:t>
+      </w:r>
+      <w:r>
+        <w:rPr>
+          <w:b/>
+          <w:bCs/>
+        </w:rPr>
+        <w:t xml:space="preserve">separate</w:t>
+      </w:r>
+      <w:r>
+        <w:t xml:space="preserve"> </w:t>
+      </w:r>
+      <w:r>
+        <w:rPr>
+          <w:rStyle w:val="VerbatimChar"/>
+        </w:rPr>
+        <w:t xml:space="preserve">lm()</w:t>
+      </w:r>
+      <w:r>
+        <w:t xml:space="preserve"> </w:t>
+      </w:r>
+      <w:r>
+        <w:t xml:space="preserve">for each season — exactly as you did for Duluth.</w:t>
+      </w:r>
     </w:p>
     <w:tbl>
       <w:tblPr>
@@ -170,7 +1254,7 @@
           </w:tcPr>
           <w:p>
             <w:pPr>
-              <w:pStyle w:val="FirstParagraph"/>
+              <w:pStyle w:val="BodyText"/>
             </w:pPr>
             <w:pPr>
               <w:spacing w:before="0" w:after="0"/>
@@ -181,18 +1265,18 @@
                 <wp:inline>
                   <wp:extent cx="152400" cy="152400"/>
                   <wp:effectExtent b="0" l="0" r="0" t="0"/>
-                  <wp:docPr descr="" title="" id="13" name="Picture"/>
+                  <wp:docPr descr="" title="" id="17" name="Picture"/>
                   <a:graphic>
                     <a:graphicData uri="http://schemas.openxmlformats.org/drawingml/2006/picture">
                       <pic:pic>
                         <pic:nvPicPr>
-                          <pic:cNvPr descr="/Applications/quarto/share/formats/docx/note.png" id="14" name="Picture"/>
+                          <pic:cNvPr descr="/Applications/quarto/share/formats/docx/note.png" id="18" name="Picture"/>
                           <pic:cNvPicPr>
                             <a:picLocks noChangeArrowheads="1" noChangeAspect="1"/>
                           </pic:cNvPicPr>
                         </pic:nvPicPr>
                         <pic:blipFill>
-                          <a:blip r:embed="rId12"/>
+                          <a:blip r:embed="rId16"/>
                           <a:stretch>
                             <a:fillRect/>
                           </a:stretch>
@@ -225,7 +1309,7 @@
               <w:t xml:space="preserve"> </w:t>
             </w:r>
             <w:r>
-              <w:t xml:space="preserve">Important Background</w:t>
+              <w:t xml:space="preserve">Note</w:t>
             </w:r>
           </w:p>
         </w:tc>
@@ -249,15 +1333,437 @@
               <w:spacing w:before="16" w:after="16"/>
             </w:pPr>
             <w:r>
-              <w:t xml:space="preserve">Stuff to know</w:t>
+              <w:t xml:space="preserve">If your city is in the</w:t>
+            </w:r>
+            <w:r>
+              <w:t xml:space="preserve"> </w:t>
+            </w:r>
+            <w:r>
+              <w:rPr>
+                <w:b/>
+                <w:bCs/>
+              </w:rPr>
+              <w:t xml:space="preserve">Southern Hemisphere</w:t>
+            </w:r>
+            <w:r>
+              <w:t xml:space="preserve">, summer and winter months are reversed (summer = Dec/Jan/Feb, winter = Jun/Jul/Aug). Adjust your</w:t>
+            </w:r>
+            <w:r>
+              <w:t xml:space="preserve"> </w:t>
+            </w:r>
+            <w:r>
+              <w:rPr>
+                <w:rStyle w:val="VerbatimChar"/>
+              </w:rPr>
+              <w:t xml:space="preserve">case_when()</w:t>
+            </w:r>
+            <w:r>
+              <w:t xml:space="preserve"> </w:t>
+            </w:r>
+            <w:r>
+              <w:t xml:space="preserve">accordingly and note this in Q15.</w:t>
             </w:r>
           </w:p>
           <w:p/>
         </w:tc>
       </w:tr>
     </w:tbl>
-    <w:bookmarkEnd w:id="15"/>
-    <w:bookmarkEnd w:id="16"/>
+    <w:p>
+      <w:pPr>
+        <w:pStyle w:val="BlockText"/>
+      </w:pPr>
+      <w:r>
+        <w:rPr>
+          <w:b/>
+          <w:bCs/>
+        </w:rPr>
+        <w:t xml:space="preserve">Q15 — Hemisphere of your city (Northern / Southern):</w:t>
+      </w:r>
+      <w:r>
+        <w:t xml:space="preserve"> </w:t>
+      </w:r>
+      <w:r>
+        <w:t xml:space="preserve">________</w:t>
+      </w:r>
+    </w:p>
+    <w:p>
+      <w:pPr>
+        <w:pStyle w:val="BlockText"/>
+      </w:pPr>
+      <w:r>
+        <w:rPr>
+          <w:b/>
+          <w:bCs/>
+        </w:rPr>
+        <w:t xml:space="preserve">Q16 — Summer warming rate (°C/decade):</w:t>
+      </w:r>
+      <w:r>
+        <w:t xml:space="preserve"> </w:t>
+      </w:r>
+      <w:r>
+        <w:t xml:space="preserve">________</w:t>
+      </w:r>
+      <w:r>
+        <w:t xml:space="preserve"> </w:t>
+      </w:r>
+      <w:r>
+        <w:rPr>
+          <w:b/>
+          <w:bCs/>
+        </w:rPr>
+        <w:t xml:space="preserve">p-value:</w:t>
+      </w:r>
+      <w:r>
+        <w:t xml:space="preserve"> </w:t>
+      </w:r>
+      <w:r>
+        <w:t xml:space="preserve">________</w:t>
+      </w:r>
+    </w:p>
+    <w:p>
+      <w:pPr>
+        <w:pStyle w:val="BlockText"/>
+      </w:pPr>
+      <w:r>
+        <w:rPr>
+          <w:b/>
+          <w:bCs/>
+        </w:rPr>
+        <w:t xml:space="preserve">Q17 — Winter warming rate (°C/decade):</w:t>
+      </w:r>
+      <w:r>
+        <w:t xml:space="preserve"> </w:t>
+      </w:r>
+      <w:r>
+        <w:t xml:space="preserve">________</w:t>
+      </w:r>
+      <w:r>
+        <w:t xml:space="preserve"> </w:t>
+      </w:r>
+      <w:r>
+        <w:rPr>
+          <w:b/>
+          <w:bCs/>
+        </w:rPr>
+        <w:t xml:space="preserve">p-value:</w:t>
+      </w:r>
+      <w:r>
+        <w:t xml:space="preserve"> </w:t>
+      </w:r>
+      <w:r>
+        <w:t xml:space="preserve">________</w:t>
+      </w:r>
+    </w:p>
+    <w:p>
+      <w:pPr>
+        <w:pStyle w:val="BlockText"/>
+      </w:pPr>
+      <w:r>
+        <w:rPr>
+          <w:b/>
+          <w:bCs/>
+        </w:rPr>
+        <w:t xml:space="preserve">Q18 — Which season is warming faster in your city?</w:t>
+      </w:r>
+      <w:r>
+        <w:t xml:space="preserve"> </w:t>
+      </w:r>
+      <w:r>
+        <w:t xml:space="preserve">Summer / Winter / About the same</w:t>
+      </w:r>
+    </w:p>
+    <w:p>
+      <w:pPr>
+        <w:pStyle w:val="BlockText"/>
+      </w:pPr>
+      <w:r>
+        <w:rPr>
+          <w:b/>
+          <w:bCs/>
+        </w:rPr>
+        <w:t xml:space="preserve">Q19 — Does this match the pattern you found for Duluth (winter warming faster)?</w:t>
+      </w:r>
+      <w:r>
+        <w:t xml:space="preserve"> </w:t>
+      </w:r>
+      <w:r>
+        <w:t xml:space="preserve">Y / N</w:t>
+      </w:r>
+    </w:p>
+    <w:p>
+      <w:r>
+        <w:pict>
+          <v:rect style="width:0;height:1.5pt" o:hralign="center" o:hrstd="t" o:hr="t"/>
+        </w:pict>
+      </w:r>
+    </w:p>
+    <w:bookmarkEnd w:id="19"/>
+    <w:bookmarkStart w:id="20" w:name="part-5-results-paragraph"/>
+    <w:p>
+      <w:pPr>
+        <w:pStyle w:val="Heading1"/>
+      </w:pPr>
+      <w:r>
+        <w:t xml:space="preserve">Part 5 · Results paragraph</w:t>
+      </w:r>
+    </w:p>
+    <w:p>
+      <w:pPr>
+        <w:pStyle w:val="FirstParagraph"/>
+      </w:pPr>
+      <w:r>
+        <w:t xml:space="preserve">✏️ Write a short paragraph (4–6 sentences) summarizing your findings. Include:</w:t>
+      </w:r>
+    </w:p>
+    <w:p>
+      <w:pPr>
+        <w:pStyle w:val="Compact"/>
+        <w:numPr>
+          <w:ilvl w:val="0"/>
+          <w:numId w:val="1002"/>
+        </w:numPr>
+      </w:pPr>
+      <w:r>
+        <w:t xml:space="preserve">Your city, the years of record, and the overall annual warming rate</w:t>
+      </w:r>
+    </w:p>
+    <w:p>
+      <w:pPr>
+        <w:pStyle w:val="Compact"/>
+        <w:numPr>
+          <w:ilvl w:val="0"/>
+          <w:numId w:val="1002"/>
+        </w:numPr>
+      </w:pPr>
+      <w:r>
+        <w:t xml:space="preserve">How your city’s overall warming rate compares to Duluth’s</w:t>
+      </w:r>
+    </w:p>
+    <w:p>
+      <w:pPr>
+        <w:pStyle w:val="Compact"/>
+        <w:numPr>
+          <w:ilvl w:val="0"/>
+          <w:numId w:val="1002"/>
+        </w:numPr>
+      </w:pPr>
+      <w:r>
+        <w:t xml:space="preserve">The summer vs. winter comparison, and whether it matches Duluth’s pattern</w:t>
+      </w:r>
+    </w:p>
+    <w:p>
+      <w:pPr>
+        <w:pStyle w:val="Compact"/>
+        <w:numPr>
+          <w:ilvl w:val="0"/>
+          <w:numId w:val="1002"/>
+        </w:numPr>
+      </w:pPr>
+      <w:r>
+        <w:t xml:space="preserve">One sentence on a possible reason for any difference (e.g., latitude, proximity to water, urban heat island)</w:t>
+      </w:r>
+    </w:p>
+    <w:p>
+      <w:pPr>
+        <w:pStyle w:val="BlockText"/>
+      </w:pPr>
+      <w:r>
+        <w:rPr>
+          <w:b/>
+          <w:bCs/>
+        </w:rPr>
+        <w:t xml:space="preserve">Q20 — Results paragraph:</w:t>
+      </w:r>
+    </w:p>
+    <w:p>
+      <w:r>
+        <w:pict>
+          <v:rect style="width:0;height:1.5pt" o:hralign="center" o:hrstd="t" o:hr="t"/>
+        </w:pict>
+      </w:r>
+    </w:p>
+    <w:p>
+      <w:r>
+        <w:pict>
+          <v:rect style="width:0;height:1.5pt" o:hralign="center" o:hrstd="t" o:hr="t"/>
+        </w:pict>
+      </w:r>
+    </w:p>
+    <w:p>
+      <w:r>
+        <w:pict>
+          <v:rect style="width:0;height:1.5pt" o:hralign="center" o:hrstd="t" o:hr="t"/>
+        </w:pict>
+      </w:r>
+    </w:p>
+    <w:p>
+      <w:r>
+        <w:pict>
+          <v:rect style="width:0;height:1.5pt" o:hralign="center" o:hrstd="t" o:hr="t"/>
+        </w:pict>
+      </w:r>
+    </w:p>
+    <w:bookmarkEnd w:id="20"/>
+    <w:bookmarkStart w:id="21" w:name="submission-checklist"/>
+    <w:p>
+      <w:pPr>
+        <w:pStyle w:val="Heading1"/>
+      </w:pPr>
+      <w:r>
+        <w:t xml:space="preserve">Submission checklist</w:t>
+      </w:r>
+    </w:p>
+    <w:p>
+      <w:pPr>
+        <w:pStyle w:val="FirstParagraph"/>
+      </w:pPr>
+      <w:r>
+        <w:t xml:space="preserve">Before uploading to Canvas, confirm:</w:t>
+      </w:r>
+    </w:p>
+    <w:p>
+      <w:pPr>
+        <w:pStyle w:val="Compact"/>
+        <w:numPr>
+          <w:ilvl w:val="0"/>
+          <w:numId w:val="1003"/>
+        </w:numPr>
+      </w:pPr>
+      <w:r>
+        <w:rPr>
+          <w:rStyle w:val="VerbatimChar"/>
+        </w:rPr>
+        <w:t xml:space="preserve">05_your_city.R</w:t>
+      </w:r>
+      <w:r>
+        <w:t xml:space="preserve"> </w:t>
+      </w:r>
+      <w:r>
+        <w:t xml:space="preserve">runs top to bottom without errors</w:t>
+      </w:r>
+    </w:p>
+    <w:p>
+      <w:pPr>
+        <w:pStyle w:val="Compact"/>
+        <w:numPr>
+          <w:ilvl w:val="0"/>
+          <w:numId w:val="1004"/>
+        </w:numPr>
+      </w:pPr>
+      <w:r>
+        <w:t xml:space="preserve">All</w:t>
+      </w:r>
+      <w:r>
+        <w:t xml:space="preserve"> </w:t>
+      </w:r>
+      <w:r>
+        <w:rPr>
+          <w:rStyle w:val="VerbatimChar"/>
+        </w:rPr>
+        <w:t xml:space="preserve"># Q__</w:t>
+      </w:r>
+      <w:r>
+        <w:t xml:space="preserve"> </w:t>
+      </w:r>
+      <w:r>
+        <w:t xml:space="preserve">answers are filled in the script</w:t>
+      </w:r>
+    </w:p>
+    <w:p>
+      <w:pPr>
+        <w:pStyle w:val="Compact"/>
+        <w:numPr>
+          <w:ilvl w:val="0"/>
+          <w:numId w:val="1005"/>
+        </w:numPr>
+      </w:pPr>
+      <w:r>
+        <w:rPr>
+          <w:rStyle w:val="VerbatimChar"/>
+        </w:rPr>
+        <w:t xml:space="preserve">figures/your_city_yearly_trend.png</w:t>
+      </w:r>
+      <w:r>
+        <w:t xml:space="preserve"> </w:t>
+      </w:r>
+      <w:r>
+        <w:t xml:space="preserve">exists (5 × 5 in, dpi = 300)</w:t>
+      </w:r>
+    </w:p>
+    <w:p>
+      <w:pPr>
+        <w:pStyle w:val="Compact"/>
+        <w:numPr>
+          <w:ilvl w:val="0"/>
+          <w:numId w:val="1006"/>
+        </w:numPr>
+      </w:pPr>
+      <w:r>
+        <w:rPr>
+          <w:rStyle w:val="VerbatimChar"/>
+        </w:rPr>
+        <w:t xml:space="preserve">figures/your_city_vs_duluth.png</w:t>
+      </w:r>
+      <w:r>
+        <w:t xml:space="preserve"> </w:t>
+      </w:r>
+      <w:r>
+        <w:t xml:space="preserve">exists (5 × 5 in, dpi = 300)</w:t>
+      </w:r>
+    </w:p>
+    <w:p>
+      <w:pPr>
+        <w:pStyle w:val="Compact"/>
+        <w:numPr>
+          <w:ilvl w:val="0"/>
+          <w:numId w:val="1007"/>
+        </w:numPr>
+      </w:pPr>
+      <w:r>
+        <w:rPr>
+          <w:rStyle w:val="VerbatimChar"/>
+        </w:rPr>
+        <w:t xml:space="preserve">figures/your_city_season_trend.png</w:t>
+      </w:r>
+      <w:r>
+        <w:t xml:space="preserve"> </w:t>
+      </w:r>
+      <w:r>
+        <w:t xml:space="preserve">exists (5 × 5 in, dpi = 300)</w:t>
+      </w:r>
+    </w:p>
+    <w:p>
+      <w:pPr>
+        <w:pStyle w:val="Compact"/>
+        <w:numPr>
+          <w:ilvl w:val="0"/>
+          <w:numId w:val="1008"/>
+        </w:numPr>
+      </w:pPr>
+      <w:r>
+        <w:t xml:space="preserve">Results paragraph (Q20) is complete</w:t>
+      </w:r>
+    </w:p>
+    <w:p>
+      <w:r>
+        <w:pict>
+          <v:rect style="width:0;height:1.5pt" o:hralign="center" o:hrstd="t" o:hr="t"/>
+        </w:pict>
+      </w:r>
+    </w:p>
+    <w:p>
+      <w:pPr>
+        <w:pStyle w:val="FirstParagraph"/>
+      </w:pPr>
+      <w:r>
+        <w:rPr>
+          <w:i/>
+          <w:iCs/>
+        </w:rPr>
+        <w:t xml:space="preserve">Data: NOAA Global Surface Summary of the Day (GSOD), accessed via the GSODR R package.</w:t>
+      </w:r>
+    </w:p>
+    <w:bookmarkEnd w:id="21"/>
     <w:sectPr>
       <w:pgSz w:h="15840" w:w="12240"/>
       <w:pgMar w:bottom="1440" w:footer="720" w:gutter="0" w:header="720" w:left="1440" w:right="1440" w:top="1440"/>
@@ -448,6 +1954,185 @@
       <w:start w:val="1"/>
       <w:numFmt w:val="decimal"/>
       <w:lvlText w:val="%9."/>
+      <w:lvlJc w:val="left"/>
+      <w:pPr>
+        <w:ind w:left="6480" w:hanging="360"/>
+      </w:pPr>
+    </w:lvl>
+  </w:abstractNum>
+  <w:abstractNum w:abstractNumId="991">
+    <w:nsid w:val="0000A991"/>
+    <w:multiLevelType w:val="multilevel"/>
+    <w:lvl w:ilvl="0">
+      <w:numFmt w:val="bullet"/>
+      <w:lvlText w:val=""/>
+      <w:lvlJc w:val="left"/>
+      <w:pPr>
+        <w:ind w:left="720" w:hanging="360"/>
+      </w:pPr>
+      <w:rPr>
+        <w:rFonts w:ascii="Symbol" w:hAnsi="Symbol" w:cs="Symbol" w:hint="default"/>
+      </w:rPr>
+    </w:lvl>
+    <w:lvl w:ilvl="1">
+      <w:numFmt w:val="bullet"/>
+      <w:lvlText w:val="o"/>
+      <w:lvlJc w:val="left"/>
+      <w:pPr>
+        <w:ind w:left="1440" w:hanging="360"/>
+      </w:pPr>
+      <w:rPr>
+        <w:rFonts w:ascii="Courier New" w:hAnsi="Courier New" w:cs="Courier New" w:hint="default"/>
+      </w:rPr>
+    </w:lvl>
+    <w:lvl w:ilvl="2">
+      <w:numFmt w:val="bullet"/>
+      <w:lvlText w:val=""/>
+      <w:lvlJc w:val="left"/>
+      <w:pPr>
+        <w:ind w:left="2160" w:hanging="360"/>
+      </w:pPr>
+      <w:rPr>
+        <w:rFonts w:ascii="Wingdings" w:hAnsi="Wingdings" w:cs="Wingdings" w:hint="default"/>
+      </w:rPr>
+    </w:lvl>
+    <w:lvl w:ilvl="3">
+      <w:numFmt w:val="bullet"/>
+      <w:lvlText w:val=""/>
+      <w:lvlJc w:val="left"/>
+      <w:pPr>
+        <w:ind w:left="2880" w:hanging="360"/>
+      </w:pPr>
+      <w:rPr>
+        <w:rFonts w:ascii="Symbol" w:hAnsi="Symbol" w:cs="Symbol" w:hint="default"/>
+      </w:rPr>
+    </w:lvl>
+    <w:lvl w:ilvl="4">
+      <w:numFmt w:val="bullet"/>
+      <w:lvlText w:val="o"/>
+      <w:lvlJc w:val="left"/>
+      <w:pPr>
+        <w:ind w:left="3600" w:hanging="360"/>
+      </w:pPr>
+      <w:rPr>
+        <w:rFonts w:ascii="Courier New" w:hAnsi="Courier New" w:cs="Courier New" w:hint="default"/>
+      </w:rPr>
+    </w:lvl>
+    <w:lvl w:ilvl="5">
+      <w:numFmt w:val="bullet"/>
+      <w:lvlText w:val=""/>
+      <w:lvlJc w:val="left"/>
+      <w:pPr>
+        <w:ind w:left="4320" w:hanging="360"/>
+      </w:pPr>
+      <w:rPr>
+        <w:rFonts w:ascii="Wingdings" w:hAnsi="Wingdings" w:cs="Wingdings" w:hint="default"/>
+      </w:rPr>
+    </w:lvl>
+    <w:lvl w:ilvl="6">
+      <w:numFmt w:val="bullet"/>
+      <w:lvlText w:val=""/>
+      <w:lvlJc w:val="left"/>
+      <w:pPr>
+        <w:ind w:left="5040" w:hanging="360"/>
+      </w:pPr>
+      <w:rPr>
+        <w:rFonts w:ascii="Symbol" w:hAnsi="Symbol" w:cs="Symbol" w:hint="default"/>
+      </w:rPr>
+    </w:lvl>
+    <w:lvl w:ilvl="7">
+      <w:numFmt w:val="bullet"/>
+      <w:lvlText w:val="o"/>
+      <w:lvlJc w:val="left"/>
+      <w:pPr>
+        <w:ind w:left="5760" w:hanging="360"/>
+      </w:pPr>
+      <w:rPr>
+        <w:rFonts w:ascii="Courier New" w:hAnsi="Courier New" w:cs="Courier New" w:hint="default"/>
+      </w:rPr>
+    </w:lvl>
+    <w:lvl w:ilvl="8">
+      <w:numFmt w:val="bullet"/>
+      <w:lvlText w:val=""/>
+      <w:lvlJc w:val="left"/>
+      <w:pPr>
+        <w:ind w:left="6480" w:hanging="360"/>
+      </w:pPr>
+      <w:rPr>
+        <w:rFonts w:ascii="Wingdings" w:hAnsi="Wingdings" w:cs="Wingdings" w:hint="default"/>
+      </w:rPr>
+    </w:lvl>
+  </w:abstractNum>
+  <w:abstractNum w:abstractNumId="992">
+    <w:nsid w:val="0000A992"/>
+    <w:multiLevelType w:val="multilevel"/>
+    <w:lvl w:ilvl="0">
+      <w:numFmt w:val="bullet"/>
+      <w:lvlText w:val="☐"/>
+      <w:lvlJc w:val="left"/>
+      <w:pPr>
+        <w:ind w:left="720" w:hanging="360"/>
+      </w:pPr>
+    </w:lvl>
+    <w:lvl w:ilvl="1">
+      <w:numFmt w:val="bullet"/>
+      <w:lvlText w:val="☐"/>
+      <w:lvlJc w:val="left"/>
+      <w:pPr>
+        <w:ind w:left="1440" w:hanging="360"/>
+      </w:pPr>
+    </w:lvl>
+    <w:lvl w:ilvl="2">
+      <w:numFmt w:val="bullet"/>
+      <w:lvlText w:val="☐"/>
+      <w:lvlJc w:val="left"/>
+      <w:pPr>
+        <w:ind w:left="2160" w:hanging="360"/>
+      </w:pPr>
+    </w:lvl>
+    <w:lvl w:ilvl="3">
+      <w:numFmt w:val="bullet"/>
+      <w:lvlText w:val="☐"/>
+      <w:lvlJc w:val="left"/>
+      <w:pPr>
+        <w:ind w:left="2880" w:hanging="360"/>
+      </w:pPr>
+    </w:lvl>
+    <w:lvl w:ilvl="4">
+      <w:numFmt w:val="bullet"/>
+      <w:lvlText w:val="☐"/>
+      <w:lvlJc w:val="left"/>
+      <w:pPr>
+        <w:ind w:left="3600" w:hanging="360"/>
+      </w:pPr>
+    </w:lvl>
+    <w:lvl w:ilvl="5">
+      <w:numFmt w:val="bullet"/>
+      <w:lvlText w:val="☐"/>
+      <w:lvlJc w:val="left"/>
+      <w:pPr>
+        <w:ind w:left="4320" w:hanging="360"/>
+      </w:pPr>
+    </w:lvl>
+    <w:lvl w:ilvl="6">
+      <w:numFmt w:val="bullet"/>
+      <w:lvlText w:val="☐"/>
+      <w:lvlJc w:val="left"/>
+      <w:pPr>
+        <w:ind w:left="5040" w:hanging="360"/>
+      </w:pPr>
+    </w:lvl>
+    <w:lvl w:ilvl="7">
+      <w:numFmt w:val="bullet"/>
+      <w:lvlText w:val="☐"/>
+      <w:lvlJc w:val="left"/>
+      <w:pPr>
+        <w:ind w:left="5760" w:hanging="360"/>
+      </w:pPr>
+    </w:lvl>
+    <w:lvl w:ilvl="8">
+      <w:numFmt w:val="bullet"/>
+      <w:lvlText w:val="☐"/>
       <w:lvlJc w:val="left"/>
       <w:pPr>
         <w:ind w:left="6480" w:hanging="360"/>
@@ -488,34 +2173,25 @@
     </w:lvlOverride>
   </w:num>
   <w:num w:numId="1002">
-    <w:abstractNumId w:val="99411"/>
-    <w:lvlOverride w:ilvl="0">
-      <w:startOverride w:val="1"/>
-    </w:lvlOverride>
-    <w:lvlOverride w:ilvl="1">
-      <w:startOverride w:val="1"/>
-    </w:lvlOverride>
-    <w:lvlOverride w:ilvl="2">
-      <w:startOverride w:val="1"/>
-    </w:lvlOverride>
-    <w:lvlOverride w:ilvl="3">
-      <w:startOverride w:val="1"/>
-    </w:lvlOverride>
-    <w:lvlOverride w:ilvl="4">
-      <w:startOverride w:val="1"/>
-    </w:lvlOverride>
-    <w:lvlOverride w:ilvl="5">
-      <w:startOverride w:val="1"/>
-    </w:lvlOverride>
-    <w:lvlOverride w:ilvl="6">
-      <w:startOverride w:val="1"/>
-    </w:lvlOverride>
-    <w:lvlOverride w:ilvl="7">
-      <w:startOverride w:val="1"/>
-    </w:lvlOverride>
-    <w:lvlOverride w:ilvl="8">
-      <w:startOverride w:val="1"/>
-    </w:lvlOverride>
+    <w:abstractNumId w:val="991"/>
+  </w:num>
+  <w:num w:numId="1003">
+    <w:abstractNumId w:val="992"/>
+  </w:num>
+  <w:num w:numId="1004">
+    <w:abstractNumId w:val="992"/>
+  </w:num>
+  <w:num w:numId="1005">
+    <w:abstractNumId w:val="992"/>
+  </w:num>
+  <w:num w:numId="1006">
+    <w:abstractNumId w:val="992"/>
+  </w:num>
+  <w:num w:numId="1007">
+    <w:abstractNumId w:val="992"/>
+  </w:num>
+  <w:num w:numId="1008">
+    <w:abstractNumId w:val="992"/>
   </w:num>
 </w:numbering>
 </file>
